--- a/Visual mnemonics resources v1.0.docx
+++ b/Visual mnemonics resources v1.0.docx
@@ -129,15 +129,7 @@
         <w:t>unknown</w:t>
       </w:r>
       <w:r>
-        <w:t xml:space="preserve"> - </w:t>
-      </w:r>
-      <w:proofErr w:type="spellStart"/>
-      <w:r>
-        <w:t>Rhetorica</w:t>
-      </w:r>
-      <w:proofErr w:type="spellEnd"/>
-      <w:r>
-        <w:t xml:space="preserve"> ad </w:t>
+        <w:t xml:space="preserve"> - Rhetorica ad </w:t>
       </w:r>
       <w:proofErr w:type="spellStart"/>
       <w:r>
@@ -250,15 +242,7 @@
         </w:numPr>
       </w:pPr>
       <w:r>
-        <w:t xml:space="preserve">On the Composition of Images, </w:t>
-      </w:r>
-      <w:proofErr w:type="gramStart"/>
-      <w:r>
-        <w:t>Signs</w:t>
-      </w:r>
-      <w:proofErr w:type="gramEnd"/>
-      <w:r>
-        <w:t xml:space="preserve"> and Ideas </w:t>
+        <w:t>On the Composition of Images, Signs and Ideas </w:t>
       </w:r>
       <w:r>
         <w:t>(1591)</w:t>
@@ -428,7 +412,15 @@
         <w:t>,</w:t>
       </w:r>
       <w:r>
-        <w:t xml:space="preserve"> Ioan </w:t>
+        <w:t xml:space="preserve"> </w:t>
+      </w:r>
+      <w:proofErr w:type="spellStart"/>
+      <w:r>
+        <w:t>Ioan</w:t>
+      </w:r>
+      <w:proofErr w:type="spellEnd"/>
+      <w:r>
+        <w:t xml:space="preserve"> </w:t>
       </w:r>
       <w:r>
         <w:t xml:space="preserve">- </w:t>
@@ -547,7 +539,15 @@
         <w:t>,</w:t>
       </w:r>
       <w:r>
-        <w:t xml:space="preserve"> Douwe </w:t>
+        <w:t xml:space="preserve"> </w:t>
+      </w:r>
+      <w:proofErr w:type="spellStart"/>
+      <w:r>
+        <w:t>Douwe</w:t>
+      </w:r>
+      <w:proofErr w:type="spellEnd"/>
+      <w:r>
+        <w:t xml:space="preserve"> </w:t>
       </w:r>
       <w:r>
         <w:t xml:space="preserve">- </w:t>
@@ -599,15 +599,7 @@
       </w:r>
       <w:proofErr w:type="spellEnd"/>
       <w:r>
-        <w:t xml:space="preserve">: </w:t>
-      </w:r>
-      <w:proofErr w:type="gramStart"/>
-      <w:r>
-        <w:t>or,</w:t>
-      </w:r>
-      <w:proofErr w:type="gramEnd"/>
-      <w:r>
-        <w:t xml:space="preserve"> The grove of beatitudes represented in </w:t>
+        <w:t xml:space="preserve">: or, The grove of beatitudes represented in </w:t>
       </w:r>
       <w:proofErr w:type="spellStart"/>
       <w:r>
@@ -778,23 +770,27 @@
         <w:t xml:space="preserve">, </w:t>
       </w:r>
       <w:r>
-        <w:t xml:space="preserve">U. P. F. Joannis Host von </w:t>
+        <w:t xml:space="preserve">U. P. F. </w:t>
       </w:r>
       <w:proofErr w:type="spellStart"/>
       <w:r>
+        <w:t>Joannis</w:t>
+      </w:r>
+      <w:proofErr w:type="spellEnd"/>
+      <w:r>
+        <w:t xml:space="preserve"> Host von </w:t>
+      </w:r>
+      <w:proofErr w:type="spellStart"/>
+      <w:r>
         <w:t>Romberch</w:t>
       </w:r>
       <w:proofErr w:type="spellEnd"/>
       <w:r>
+        <w:t>, Johann</w:t>
+      </w:r>
+      <w:r>
         <w:t xml:space="preserve">, </w:t>
       </w:r>
-      <w:proofErr w:type="gramStart"/>
-      <w:r>
-        <w:t>Johann</w:t>
-      </w:r>
-      <w:r>
-        <w:t xml:space="preserve">, </w:t>
-      </w:r>
       <w:r>
         <w:t xml:space="preserve"> </w:t>
       </w:r>
@@ -803,7 +799,6 @@
         <w:t>Congestorium</w:t>
       </w:r>
       <w:proofErr w:type="spellEnd"/>
-      <w:proofErr w:type="gramEnd"/>
       <w:r>
         <w:t xml:space="preserve"> </w:t>
       </w:r>
@@ -835,15 +830,7 @@
         <w:t xml:space="preserve"> </w:t>
       </w:r>
       <w:r>
-        <w:t>(</w:t>
-      </w:r>
-      <w:proofErr w:type="gramStart"/>
-      <w:r>
-        <w:t>1480?-</w:t>
-      </w:r>
-      <w:proofErr w:type="gramEnd"/>
-      <w:r>
-        <w:t xml:space="preserve">1533?). </w:t>
+        <w:t xml:space="preserve">(1480?-1533?). </w:t>
       </w:r>
       <w:hyperlink r:id="rId14" w:history="1">
         <w:r>
@@ -1078,15 +1065,7 @@
       </w:r>
       <w:proofErr w:type="spellEnd"/>
       <w:r>
-        <w:t xml:space="preserve">, or, The art of memory drained out of the pure fountains of art &amp; nature, digested into three </w:t>
-      </w:r>
-      <w:proofErr w:type="gramStart"/>
-      <w:r>
-        <w:t>books :</w:t>
-      </w:r>
-      <w:proofErr w:type="gramEnd"/>
-      <w:r>
-        <w:t xml:space="preserve"> also a physical treatise of cherishing natural memory, diligently collected out of divers learned </w:t>
+        <w:t xml:space="preserve">, or, The art of memory drained out of the pure fountains of art &amp; nature, digested into three books : also a physical treatise of cherishing natural memory, diligently collected out of divers learned </w:t>
       </w:r>
       <w:proofErr w:type="spellStart"/>
       <w:r>
@@ -1156,8 +1135,14 @@
     <w:p>
       <w:pPr>
         <w:pStyle w:val="Heading2"/>
-      </w:pPr>
-      <w:r>
+        <w:rPr>
+          <w:lang w:val="en-US"/>
+        </w:rPr>
+      </w:pPr>
+      <w:r>
+        <w:rPr>
+          <w:lang w:val="en-US"/>
+        </w:rPr>
         <w:t>1800s and early 1900s</w:t>
       </w:r>
     </w:p>
@@ -1385,20 +1370,13 @@
       </w:r>
     </w:p>
     <w:p>
-      <w:r>
-        <w:rPr>
-          <w:b/>
-          <w:bCs/>
-        </w:rPr>
-        <w:t>Fauvel-</w:t>
-      </w:r>
       <w:proofErr w:type="spellStart"/>
       <w:r>
         <w:rPr>
           <w:b/>
           <w:bCs/>
         </w:rPr>
-        <w:t>Gouraud</w:t>
+        <w:t>Fauvel-Gouraud</w:t>
       </w:r>
       <w:proofErr w:type="spellEnd"/>
       <w:r>
@@ -1556,8 +1534,13 @@
         </w:rPr>
         <w:t xml:space="preserve">Paris, </w:t>
       </w:r>
-      <w:r>
-        <w:t xml:space="preserve">Aimé – </w:t>
+      <w:proofErr w:type="spellStart"/>
+      <w:r>
+        <w:t>Aimé</w:t>
+      </w:r>
+      <w:proofErr w:type="spellEnd"/>
+      <w:r>
+        <w:t xml:space="preserve"> – </w:t>
       </w:r>
       <w:hyperlink r:id="rId22" w:history="1">
         <w:proofErr w:type="spellStart"/>
@@ -1749,15 +1732,7 @@
       </w:pPr>
       <w:r>
         <w:lastRenderedPageBreak/>
-        <w:t xml:space="preserve">Medical Terminology Mastery: Proven Memory Techniques to Help </w:t>
-      </w:r>
-      <w:proofErr w:type="gramStart"/>
-      <w:r>
-        <w:t>Pre Med</w:t>
-      </w:r>
-      <w:proofErr w:type="gramEnd"/>
-      <w:r>
-        <w:t xml:space="preserve"> School &amp; Nursing Course Students Learn How to Creatively Remember Medical Terms to Master Dictionary Prefix, Suffix, &amp; Root Words</w:t>
+        <w:t>Medical Terminology Mastery: Proven Memory Techniques to Help Pre Med School &amp; Nursing Course Students Learn How to Creatively Remember Medical Terms to Master Dictionary Prefix, Suffix, &amp; Root Words</w:t>
       </w:r>
       <w:r>
         <w:t xml:space="preserve"> (2016)</w:t>
@@ -2486,15 +2461,7 @@
         </w:numPr>
       </w:pPr>
       <w:r>
-        <w:t xml:space="preserve">Remember </w:t>
-      </w:r>
-      <w:proofErr w:type="gramStart"/>
-      <w:r>
-        <w:t>It!:</w:t>
-      </w:r>
-      <w:proofErr w:type="gramEnd"/>
-      <w:r>
-        <w:t xml:space="preserve"> The Names of People You Meet, All of Your Passwords, Where You Left Your Keys, and Everything Else You Tend to Forget</w:t>
+        <w:t>Remember It!: The Names of People You Meet, All of Your Passwords, Where You Left Your Keys, and Everything Else You Tend to Forget</w:t>
       </w:r>
       <w:r>
         <w:t xml:space="preserve"> (2018)</w:t>
@@ -2514,7 +2481,15 @@
         <w:t>,</w:t>
       </w:r>
       <w:r>
-        <w:t xml:space="preserve"> Yadin </w:t>
+        <w:t xml:space="preserve"> </w:t>
+      </w:r>
+      <w:proofErr w:type="spellStart"/>
+      <w:r>
+        <w:t>Yadin</w:t>
+      </w:r>
+      <w:proofErr w:type="spellEnd"/>
+      <w:r>
+        <w:t xml:space="preserve"> </w:t>
       </w:r>
       <w:r>
         <w:t xml:space="preserve">- </w:t>
@@ -2907,16 +2882,11 @@
       <w:r>
         <w:t xml:space="preserve"> Brighter</w:t>
       </w:r>
-      <w:proofErr w:type="gramStart"/>
       <w:r>
         <w:t xml:space="preserve">: </w:t>
       </w:r>
       <w:r>
-        <w:t>:</w:t>
-      </w:r>
-      <w:proofErr w:type="gramEnd"/>
-      <w:r>
-        <w:t xml:space="preserve"> How To Boost Your Memory Quotient in 30 Days</w:t>
+        <w:t>: How To Boost Your Memory Quotient in 30 Days</w:t>
       </w:r>
       <w:r>
         <w:t xml:space="preserve"> (2015)</w:t>
@@ -3093,8 +3063,13 @@
           <w:numId w:val="31"/>
         </w:numPr>
       </w:pPr>
-      <w:r>
-        <w:t xml:space="preserve">Alles </w:t>
+      <w:proofErr w:type="spellStart"/>
+      <w:r>
+        <w:t>Alles</w:t>
+      </w:r>
+      <w:proofErr w:type="spellEnd"/>
+      <w:r>
+        <w:t xml:space="preserve"> </w:t>
       </w:r>
       <w:proofErr w:type="spellStart"/>
       <w:r>
@@ -3162,10 +3137,18 @@
       </w:r>
       <w:proofErr w:type="spellEnd"/>
       <w:r>
-        <w:t xml:space="preserve">: Namen </w:t>
+        <w:t xml:space="preserve">: </w:t>
       </w:r>
       <w:proofErr w:type="spellStart"/>
       <w:r>
+        <w:t>Namen</w:t>
+      </w:r>
+      <w:proofErr w:type="spellEnd"/>
+      <w:r>
+        <w:t xml:space="preserve"> </w:t>
+      </w:r>
+      <w:proofErr w:type="spellStart"/>
+      <w:r>
         <w:t>merken</w:t>
       </w:r>
       <w:proofErr w:type="spellEnd"/>
@@ -3181,15 +3164,7 @@
         <w:t xml:space="preserve"> der 5-Sterne-Methode</w:t>
       </w:r>
       <w:r>
-        <w:t xml:space="preserve"> (The perfect name memory: remember names with the 5-star </w:t>
-      </w:r>
-      <w:proofErr w:type="gramStart"/>
-      <w:r>
-        <w:t>method)(</w:t>
-      </w:r>
-      <w:proofErr w:type="gramEnd"/>
-      <w:r>
-        <w:t>2011) Audiobook</w:t>
+        <w:t xml:space="preserve"> (The perfect name memory: remember names with the 5-star method)(2011) Audiobook</w:t>
       </w:r>
     </w:p>
     <w:p>
@@ -3200,11 +3175,16 @@
           <w:numId w:val="31"/>
         </w:numPr>
       </w:pPr>
-      <w:r>
-        <w:t xml:space="preserve">Mehr Platz </w:t>
-      </w:r>
       <w:proofErr w:type="spellStart"/>
       <w:r>
+        <w:t>Mehr</w:t>
+      </w:r>
+      <w:proofErr w:type="spellEnd"/>
+      <w:r>
+        <w:t xml:space="preserve"> Platz </w:t>
+      </w:r>
+      <w:proofErr w:type="spellStart"/>
+      <w:r>
         <w:t>im</w:t>
       </w:r>
       <w:proofErr w:type="spellEnd"/>
@@ -3252,7 +3232,6 @@
         <w:t xml:space="preserve"> Leben </w:t>
       </w:r>
       <w:proofErr w:type="spellStart"/>
-      <w:proofErr w:type="gramStart"/>
       <w:r>
         <w:t>umgehen</w:t>
       </w:r>
@@ -3263,7 +3242,6 @@
       <w:r>
         <w:t xml:space="preserve"> (</w:t>
       </w:r>
-      <w:proofErr w:type="gramEnd"/>
       <w:r>
         <w:t>More space in the brain: dealing with the flood of information and modern life in a relaxed manner</w:t>
       </w:r>
@@ -3413,15 +3391,7 @@
         </w:numPr>
       </w:pPr>
       <w:r>
-        <w:t xml:space="preserve">How to Develop a </w:t>
-      </w:r>
-      <w:proofErr w:type="gramStart"/>
-      <w:r>
-        <w:t>Super Power</w:t>
-      </w:r>
-      <w:proofErr w:type="gramEnd"/>
-      <w:r>
-        <w:t xml:space="preserve"> Memory</w:t>
+        <w:t>How to Develop a Super Power Memory</w:t>
       </w:r>
       <w:r>
         <w:t xml:space="preserve"> </w:t>
@@ -3926,6 +3896,43 @@
       </w:r>
     </w:p>
     <w:p>
+      <w:proofErr w:type="spellStart"/>
+      <w:r>
+        <w:rPr>
+          <w:b/>
+          <w:bCs/>
+        </w:rPr>
+        <w:t>Midttun</w:t>
+      </w:r>
+      <w:proofErr w:type="spellEnd"/>
+      <w:r>
+        <w:t xml:space="preserve">, </w:t>
+      </w:r>
+      <w:proofErr w:type="spellStart"/>
+      <w:r>
+        <w:t>Sjur</w:t>
+      </w:r>
+      <w:proofErr w:type="spellEnd"/>
+      <w:r>
+        <w:t xml:space="preserve"> –</w:t>
+      </w:r>
+      <w:r>
+        <w:t xml:space="preserve"> </w:t>
+      </w:r>
+      <w:r>
+        <w:t xml:space="preserve">How To Build a Memory Palace </w:t>
+      </w:r>
+      <w:r>
+        <w:t>(</w:t>
+      </w:r>
+      <w:r>
+        <w:t>2016</w:t>
+      </w:r>
+      <w:r>
+        <w:t>)</w:t>
+      </w:r>
+    </w:p>
+    <w:p>
       <w:r>
         <w:rPr>
           <w:b/>
@@ -4018,6 +4025,7 @@
         </w:numPr>
       </w:pPr>
       <w:r>
+        <w:lastRenderedPageBreak/>
         <w:t xml:space="preserve">How to Develop a </w:t>
       </w:r>
       <w:r>
@@ -4036,7 +4044,6 @@
         </w:numPr>
       </w:pPr>
       <w:r>
-        <w:lastRenderedPageBreak/>
         <w:t>How to Pass Exams</w:t>
       </w:r>
     </w:p>
@@ -4583,6 +4590,7 @@
         </w:rPr>
       </w:pPr>
       <w:r>
+        <w:lastRenderedPageBreak/>
         <w:t>Medical Terminology 350: Learning Guide</w:t>
       </w:r>
     </w:p>
@@ -4593,7 +4601,6 @@
           <w:b/>
           <w:bCs/>
         </w:rPr>
-        <w:lastRenderedPageBreak/>
         <w:t>Waitzkin</w:t>
       </w:r>
       <w:proofErr w:type="spellEnd"/>
@@ -4699,8 +4706,14 @@
     <w:p>
       <w:pPr>
         <w:pStyle w:val="Heading2"/>
-      </w:pPr>
-      <w:r>
+        <w:rPr>
+          <w:lang w:val="en-US"/>
+        </w:rPr>
+      </w:pPr>
+      <w:r>
+        <w:rPr>
+          <w:lang w:val="en-US"/>
+        </w:rPr>
         <w:t>Psychology and other sciences</w:t>
       </w:r>
     </w:p>
@@ -4840,8 +4853,14 @@
     <w:p>
       <w:pPr>
         <w:pStyle w:val="Heading2"/>
-      </w:pPr>
-      <w:r>
+        <w:rPr>
+          <w:lang w:val="en-US"/>
+        </w:rPr>
+      </w:pPr>
+      <w:r>
+        <w:rPr>
+          <w:lang w:val="en-US"/>
+        </w:rPr>
         <w:t>Music</w:t>
       </w:r>
     </w:p>
@@ -4857,7 +4876,15 @@
         <w:t>,</w:t>
       </w:r>
       <w:r>
-        <w:t xml:space="preserve"> Anna Maria Busse </w:t>
+        <w:t xml:space="preserve"> Anna Maria </w:t>
+      </w:r>
+      <w:proofErr w:type="spellStart"/>
+      <w:r>
+        <w:t>Busse</w:t>
+      </w:r>
+      <w:proofErr w:type="spellEnd"/>
+      <w:r>
+        <w:t xml:space="preserve"> </w:t>
       </w:r>
       <w:r>
         <w:t xml:space="preserve">- </w:t>
@@ -4966,8 +4993,14 @@
     <w:p>
       <w:pPr>
         <w:pStyle w:val="Heading2"/>
-      </w:pPr>
-      <w:r>
+        <w:rPr>
+          <w:lang w:val="en-US"/>
+        </w:rPr>
+      </w:pPr>
+      <w:r>
+        <w:rPr>
+          <w:lang w:val="en-US"/>
+        </w:rPr>
         <w:t>Mental calculation, speed reading, maximized learning</w:t>
       </w:r>
     </w:p>
@@ -5049,15 +5082,7 @@
         </w:numPr>
       </w:pPr>
       <w:r>
-        <w:t xml:space="preserve">Brain </w:t>
-      </w:r>
-      <w:proofErr w:type="gramStart"/>
-      <w:r>
-        <w:t>Child :</w:t>
-      </w:r>
-      <w:proofErr w:type="gramEnd"/>
-      <w:r>
-        <w:t xml:space="preserve"> How Smart Parents Make Smart Kids</w:t>
+        <w:t>Brain Child : How Smart Parents Make Smart Kids</w:t>
       </w:r>
       <w:r>
         <w:t xml:space="preserve"> (2003)</w:t>
@@ -5159,16 +5184,11 @@
       <w:r>
         <w:t xml:space="preserve">(The </w:t>
       </w:r>
-      <w:proofErr w:type="gramStart"/>
       <w:r>
         <w:t xml:space="preserve">Tony </w:t>
       </w:r>
       <w:r>
-        <w:t>)</w:t>
-      </w:r>
-      <w:proofErr w:type="gramEnd"/>
-      <w:r>
-        <w:t xml:space="preserve"> </w:t>
+        <w:t xml:space="preserve">) </w:t>
       </w:r>
       <w:r>
         <w:t>Buzan Study Skills Handbook: The Short Cut to Success in Your Studies With Mind Mapping, Speed Reading And Winning Memory</w:t>
@@ -5216,15 +5236,8 @@
         </w:numPr>
       </w:pPr>
       <w:r>
-        <w:t xml:space="preserve">Embracing </w:t>
-      </w:r>
-      <w:proofErr w:type="gramStart"/>
-      <w:r>
-        <w:t>Change :</w:t>
-      </w:r>
-      <w:proofErr w:type="gramEnd"/>
-      <w:r>
-        <w:t xml:space="preserve"> Essential Steps to Make Your Future Today</w:t>
+        <w:lastRenderedPageBreak/>
+        <w:t>Embracing Change : Essential Steps to Make Your Future Today</w:t>
       </w:r>
       <w:r>
         <w:t xml:space="preserve"> (2004)</w:t>
@@ -5239,7 +5252,6 @@
         </w:numPr>
       </w:pPr>
       <w:r>
-        <w:lastRenderedPageBreak/>
         <w:t>Get Ahead: Mind Map Your Way to Success with Vanda North (1996)</w:t>
       </w:r>
     </w:p>
@@ -5303,15 +5315,7 @@
         </w:numPr>
       </w:pPr>
       <w:r>
-        <w:t xml:space="preserve">Head </w:t>
-      </w:r>
-      <w:proofErr w:type="gramStart"/>
-      <w:r>
-        <w:t>First!:</w:t>
-      </w:r>
-      <w:proofErr w:type="gramEnd"/>
-      <w:r>
-        <w:t xml:space="preserve"> 10 Ways to Tap into Your Natural Genius</w:t>
+        <w:t>Head First!: 10 Ways to Tap into Your Natural Genius</w:t>
       </w:r>
       <w:r>
         <w:t xml:space="preserve"> (2002) (2000)</w:t>
@@ -5915,6 +5919,7 @@
         </w:numPr>
       </w:pPr>
       <w:r>
+        <w:lastRenderedPageBreak/>
         <w:t>Use Your Head: Innovative Learning and Thinking Techniques to Fulfil Your Potential</w:t>
       </w:r>
       <w:r>
@@ -5928,7 +5933,6 @@
           <w:b/>
           <w:bCs/>
         </w:rPr>
-        <w:lastRenderedPageBreak/>
         <w:t>Farmaha</w:t>
       </w:r>
       <w:proofErr w:type="spellEnd"/>
@@ -6164,11 +6168,9 @@
       <w:r>
         <w:t xml:space="preserve">, Scott – </w:t>
       </w:r>
-      <w:proofErr w:type="spellStart"/>
       <w:r>
         <w:t>Ultralearning</w:t>
       </w:r>
-      <w:proofErr w:type="spellEnd"/>
       <w:r>
         <w:t xml:space="preserve"> (2019)</w:t>
       </w:r>
@@ -6473,7 +6475,15 @@
         <w:t>,</w:t>
       </w:r>
       <w:r>
-        <w:t xml:space="preserve"> Tansel– </w:t>
+        <w:t xml:space="preserve"> </w:t>
+      </w:r>
+      <w:proofErr w:type="spellStart"/>
+      <w:r>
+        <w:t>Tansel</w:t>
+      </w:r>
+      <w:proofErr w:type="spellEnd"/>
+      <w:r>
+        <w:t xml:space="preserve">– </w:t>
       </w:r>
       <w:proofErr w:type="spellStart"/>
       <w:r>
@@ -6516,6 +6526,7 @@
           <w:b/>
           <w:bCs/>
         </w:rPr>
+        <w:lastRenderedPageBreak/>
         <w:t xml:space="preserve">Angel, </w:t>
       </w:r>
       <w:r>
@@ -6528,11 +6539,7 @@
         <w:t>ed</w:t>
       </w:r>
       <w:r>
-        <w:t xml:space="preserve"> in school because of his bad ability to focus and remember. He had a 1.0 GPA his Freshman year and ended his Senior year in high school with a slight increase to a 1.75 GPA. He then went on to learn how to improve his memory from his memory coach and raised his grades </w:t>
-      </w:r>
-      <w:r>
-        <w:lastRenderedPageBreak/>
-        <w:t>in college to a 4.0 GPA! *1st Memory Master Champion on FOX's SUPERHUMAN *Founder and Main Memory Coach at AE Mind - Accelerated Empowered Mind *Competed in the USA Memory Championship, Australian Memory Championship, Taiwan Memory Championship, Spain Memory Championship, and more *Memorized a 120 digit number in 5 minutes with Perfect Recall *Memorized a Deck of Cards in 2 min. with Perfect Recall *Was the Youngest American to Compete in the World Memory Championship *Coached the AE Mind Memory Team to a 1st Place Medal in the Numbers event at the USA Memory Championship *Started AE Mind Memory Clubs in Los Angeles High Schools and in Universities such as UC Irvine and UC Santa Barbara</w:t>
+        <w:t xml:space="preserve"> in school because of his bad ability to focus and remember. He had a 1.0 GPA his Freshman year and ended his Senior year in high school with a slight increase to a 1.75 GPA. He then went on to learn how to improve his memory from his memory coach and raised his grades in college to a 4.0 GPA! *1st Memory Master Champion on FOX's SUPERHUMAN *Founder and Main Memory Coach at AE Mind - Accelerated Empowered Mind *Competed in the USA Memory Championship, Australian Memory Championship, Taiwan Memory Championship, Spain Memory Championship, and more *Memorized a 120 digit number in 5 minutes with Perfect Recall *Memorized a Deck of Cards in 2 min. with Perfect Recall *Was the Youngest American to Compete in the World Memory Championship *Coached the AE Mind Memory Team to a 1st Place Medal in the Numbers event at the USA Memory Championship *Started AE Mind Memory Clubs in Los Angeles High Schools and in Universities such as UC Irvine and UC Santa Barbara</w:t>
       </w:r>
       <w:r>
         <w:t xml:space="preserve">. </w:t>
@@ -6564,22 +6571,10 @@
           <w:b/>
           <w:bCs/>
         </w:rPr>
-        <w:t>Aretin</w:t>
-      </w:r>
-      <w:proofErr w:type="gramStart"/>
-      <w:r>
-        <w:rPr>
-          <w:b/>
-          <w:bCs/>
-        </w:rPr>
-        <w:t xml:space="preserve">, </w:t>
-      </w:r>
-      <w:r>
-        <w:t xml:space="preserve"> -</w:t>
-      </w:r>
-      <w:proofErr w:type="gramEnd"/>
-      <w:r>
-        <w:t xml:space="preserve"> </w:t>
+        <w:t xml:space="preserve">Aretin, </w:t>
+      </w:r>
+      <w:r>
+        <w:t xml:space="preserve"> - </w:t>
       </w:r>
     </w:p>
     <w:p>
@@ -7092,6 +7087,7 @@
           <w:b/>
           <w:bCs/>
         </w:rPr>
+        <w:lastRenderedPageBreak/>
         <w:t>Campayo</w:t>
       </w:r>
       <w:proofErr w:type="spellEnd"/>
@@ -7118,7 +7114,6 @@
           <w:b/>
           <w:bCs/>
         </w:rPr>
-        <w:lastRenderedPageBreak/>
         <w:t>Cohen</w:t>
       </w:r>
       <w:r>
@@ -7143,15 +7138,7 @@
         <w:t>Cooke</w:t>
       </w:r>
       <w:r>
-        <w:t xml:space="preserve">, Ed (1982 </w:t>
-      </w:r>
-      <w:proofErr w:type="gramStart"/>
-      <w:r>
-        <w:t>- )</w:t>
-      </w:r>
-      <w:proofErr w:type="gramEnd"/>
-      <w:r>
-        <w:t xml:space="preserve"> – </w:t>
+        <w:t xml:space="preserve">, Ed (1982 - ) – </w:t>
       </w:r>
       <w:r>
         <w:t xml:space="preserve">English memory competitor, author. Started </w:t>
@@ -7214,8 +7201,14 @@
     <w:p>
       <w:pPr>
         <w:pStyle w:val="Heading2"/>
-      </w:pPr>
-      <w:r>
+        <w:rPr>
+          <w:lang w:val="en-US"/>
+        </w:rPr>
+      </w:pPr>
+      <w:r>
+        <w:rPr>
+          <w:lang w:val="en-US"/>
+        </w:rPr>
         <w:t>D</w:t>
       </w:r>
     </w:p>
@@ -7306,8 +7299,13 @@
       <w:r>
         <w:t xml:space="preserve">, </w:t>
       </w:r>
-      <w:r>
-        <w:t xml:space="preserve">Yadin </w:t>
+      <w:proofErr w:type="spellStart"/>
+      <w:r>
+        <w:t>Yadin</w:t>
+      </w:r>
+      <w:proofErr w:type="spellEnd"/>
+      <w:r>
+        <w:t xml:space="preserve"> </w:t>
       </w:r>
       <w:r>
         <w:t xml:space="preserve">- </w:t>
@@ -7332,7 +7330,15 @@
       </w:r>
       <w:proofErr w:type="spellEnd"/>
       <w:r>
-        <w:t>), Sylvain (Sylle) - @Sylle</w:t>
+        <w:t>), Sylvain (</w:t>
+      </w:r>
+      <w:proofErr w:type="spellStart"/>
+      <w:r>
+        <w:t>Sylle</w:t>
+      </w:r>
+      <w:proofErr w:type="spellEnd"/>
+      <w:r>
+        <w:t>) - @Sylle</w:t>
       </w:r>
     </w:p>
     <w:p>
@@ -7392,13 +7398,8 @@
         <w:t>Feinagle</w:t>
       </w:r>
       <w:proofErr w:type="spellEnd"/>
-      <w:proofErr w:type="gramStart"/>
-      <w:r>
-        <w:t>,  -</w:t>
-      </w:r>
-      <w:proofErr w:type="gramEnd"/>
-      <w:r>
-        <w:t xml:space="preserve"> </w:t>
+      <w:r>
+        <w:t xml:space="preserve">,  - </w:t>
       </w:r>
     </w:p>
     <w:p>
@@ -7601,15 +7602,11 @@
         <w:t xml:space="preserve"> – author, </w:t>
       </w:r>
       <w:r>
-        <w:t xml:space="preserve">a 3-time USA Memory Championship competitor who </w:t>
-      </w:r>
-      <w:proofErr w:type="gramStart"/>
-      <w:r>
-        <w:t>is capable of memorizing</w:t>
-      </w:r>
-      <w:proofErr w:type="gramEnd"/>
-      <w:r>
-        <w:t xml:space="preserve"> an entire deck of card in just over a minute, as well as recalling over 100 random numbers in only just five minutes. He is a licensed clinic social worker (LCSW) in New York. He works and lives in the city of Middletown. He is married to his wife Erin, they both have three cats: Hedwig, Peaches and Willow. In 2016, after only learning these valuable memory skills for just a few months, Daniel could remember vast amounts of information with superior recall in just a short amount of time. </w:t>
+        <w:t xml:space="preserve">a 3-time USA Memory Championship competitor who is capable of memorizing an entire deck of card in just over a minute, as well as recalling over 100 random numbers in only just five minutes. He is a licensed clinic social worker (LCSW) in New York. He works and lives in the city of </w:t>
+      </w:r>
+      <w:r>
+        <w:lastRenderedPageBreak/>
+        <w:t xml:space="preserve">Middletown. He is married to his wife Erin, they both have three cats: Hedwig, Peaches and Willow. In 2016, after only learning these valuable memory skills for just a few months, Daniel could remember vast amounts of information with superior recall in just a short amount of time. </w:t>
       </w:r>
       <w:hyperlink r:id="rId46" w:history="1">
         <w:r>
@@ -7630,18 +7627,33 @@
     <w:p>
       <w:pPr>
         <w:pStyle w:val="Heading2"/>
-      </w:pPr>
-      <w:r>
+        <w:rPr>
+          <w:lang w:val="en-US"/>
+        </w:rPr>
+      </w:pPr>
+      <w:r>
+        <w:rPr>
+          <w:lang w:val="en-US"/>
+        </w:rPr>
         <w:t>H</w:t>
       </w:r>
     </w:p>
     <w:p>
-      <w:r>
-        <w:rPr>
-          <w:b/>
-          <w:bCs/>
-        </w:rPr>
-        <w:t xml:space="preserve">Hagwood, </w:t>
+      <w:proofErr w:type="spellStart"/>
+      <w:r>
+        <w:rPr>
+          <w:b/>
+          <w:bCs/>
+        </w:rPr>
+        <w:t>Hagwood</w:t>
+      </w:r>
+      <w:proofErr w:type="spellEnd"/>
+      <w:r>
+        <w:rPr>
+          <w:b/>
+          <w:bCs/>
+        </w:rPr>
+        <w:t xml:space="preserve">, </w:t>
       </w:r>
       <w:r>
         <w:t>Scott – first US Grandmaster of Memory, author</w:t>
@@ -7884,15 +7896,7 @@
         <w:t>married with</w:t>
       </w:r>
       <w:r>
-        <w:t xml:space="preserve"> two young children. I’m a freelance translator and my work is in Dutch, </w:t>
-      </w:r>
-      <w:proofErr w:type="gramStart"/>
-      <w:r>
-        <w:t>German</w:t>
-      </w:r>
-      <w:proofErr w:type="gramEnd"/>
-      <w:r>
-        <w:t xml:space="preserve"> and French. I’ve always been interested in languages so it’s an ideal job for me. I place 4 words in each location. Each of my locations has a fixed person in it, and I link the story to them. Know the pronunciation of names in their own language. @katiek</w:t>
+        <w:t xml:space="preserve"> two young children. I’m a freelance translator and my work is in Dutch, German and French. I’ve always been interested in languages so it’s an ideal job for me. I place 4 words in each location. Each of my locations has a fixed person in it, and I link the story to them. Know the pronunciation of names in their own language. @katiek</w:t>
       </w:r>
       <w:r>
         <w:t xml:space="preserve"> </w:t>
@@ -8021,8 +8025,14 @@
     <w:p>
       <w:pPr>
         <w:pStyle w:val="Heading2"/>
-      </w:pPr>
-      <w:r>
+        <w:rPr>
+          <w:lang w:val="en-US"/>
+        </w:rPr>
+      </w:pPr>
+      <w:r>
+        <w:rPr>
+          <w:lang w:val="en-US"/>
+        </w:rPr>
         <w:t>L</w:t>
       </w:r>
     </w:p>
@@ -8101,6 +8111,7 @@
           <w:b/>
           <w:bCs/>
         </w:rPr>
+        <w:lastRenderedPageBreak/>
         <w:t>Lorrayne</w:t>
       </w:r>
       <w:r>
@@ -8146,7 +8157,6 @@
           <w:b/>
           <w:bCs/>
         </w:rPr>
-        <w:lastRenderedPageBreak/>
         <w:t>Mallow</w:t>
       </w:r>
       <w:r>
@@ -8312,6 +8322,7 @@
       </w:r>
     </w:p>
     <w:p>
+      <w:proofErr w:type="spellStart"/>
       <w:r>
         <w:rPr>
           <w:b/>
@@ -8319,8 +8330,23 @@
         </w:rPr>
         <w:t>Midttun</w:t>
       </w:r>
-      <w:r>
-        <w:t>, Sjur – author Mnemonics Memory Palace (How To Build a Memory Palace) 2016</w:t>
+      <w:proofErr w:type="spellEnd"/>
+      <w:r>
+        <w:t xml:space="preserve">, </w:t>
+      </w:r>
+      <w:proofErr w:type="spellStart"/>
+      <w:r>
+        <w:t>Sjur</w:t>
+      </w:r>
+      <w:proofErr w:type="spellEnd"/>
+      <w:r>
+        <w:t xml:space="preserve"> – </w:t>
+      </w:r>
+      <w:r>
+        <w:t>Author</w:t>
+      </w:r>
+      <w:r>
+        <w:t>.</w:t>
       </w:r>
     </w:p>
     <w:p>
@@ -8403,12 +8429,19 @@
     <w:p>
       <w:pPr>
         <w:pStyle w:val="Heading2"/>
-      </w:pPr>
-      <w:r>
+        <w:rPr>
+          <w:lang w:val="en-US"/>
+        </w:rPr>
+      </w:pPr>
+      <w:r>
+        <w:rPr>
+          <w:lang w:val="en-US"/>
+        </w:rPr>
         <w:t>N</w:t>
       </w:r>
     </w:p>
     <w:p>
+      <w:proofErr w:type="spellStart"/>
       <w:r>
         <w:rPr>
           <w:b/>
@@ -8416,6 +8449,7 @@
         </w:rPr>
         <w:t>Narmandakh</w:t>
       </w:r>
+      <w:proofErr w:type="spellEnd"/>
       <w:r>
         <w:t xml:space="preserve">, </w:t>
       </w:r>
@@ -8478,15 +8512,7 @@
         <w:t xml:space="preserve">Graham – Author. </w:t>
       </w:r>
       <w:r>
-        <w:t xml:space="preserve">a Solution-focused therapist, certified </w:t>
-      </w:r>
-      <w:proofErr w:type="gramStart"/>
-      <w:r>
-        <w:t>hypnotist</w:t>
-      </w:r>
-      <w:proofErr w:type="gramEnd"/>
-      <w:r>
-        <w:t xml:space="preserve"> and author from the United Kingdom. He has experience as an Assistant Social Worker and a Father's Worker, as well as working in private practice and running one of the most popular hypnosis sites on the web.</w:t>
+        <w:t>a Solution-focused therapist, certified hypnotist and author from the United Kingdom. He has experience as an Assistant Social Worker and a Father's Worker, as well as working in private practice and running one of the most popular hypnosis sites on the web.</w:t>
       </w:r>
       <w:r>
         <w:t xml:space="preserve"> </w:t>
@@ -8653,6 +8679,7 @@
           <w:b/>
           <w:bCs/>
         </w:rPr>
+        <w:lastRenderedPageBreak/>
         <w:t>Ribbing</w:t>
       </w:r>
       <w:r>
@@ -8725,9 +8752,14 @@
     <w:p>
       <w:pPr>
         <w:pStyle w:val="Heading2"/>
-      </w:pPr>
-      <w:r>
-        <w:lastRenderedPageBreak/>
+        <w:rPr>
+          <w:lang w:val="en-US"/>
+        </w:rPr>
+      </w:pPr>
+      <w:r>
+        <w:rPr>
+          <w:lang w:val="en-US"/>
+        </w:rPr>
         <w:t>S</w:t>
       </w:r>
     </w:p>
@@ -8778,15 +8810,7 @@
         <w:t xml:space="preserve">Shaw, </w:t>
       </w:r>
       <w:r>
-        <w:t xml:space="preserve">Julia, Dr. – researcher on false memories, </w:t>
-      </w:r>
-      <w:proofErr w:type="gramStart"/>
-      <w:r>
-        <w:t>Canadian-German</w:t>
-      </w:r>
-      <w:proofErr w:type="gramEnd"/>
-      <w:r>
-        <w:t>.</w:t>
+        <w:t>Julia, Dr. – researcher on false memories, Canadian-German.</w:t>
       </w:r>
     </w:p>
     <w:p>
@@ -8885,7 +8909,6 @@
       </w:r>
     </w:p>
     <w:p>
-      <w:proofErr w:type="gramStart"/>
       <w:r>
         <w:rPr>
           <w:b/>
@@ -8897,11 +8920,7 @@
         <w:t xml:space="preserve">, </w:t>
       </w:r>
       <w:r>
-        <w:t xml:space="preserve"> Jonathan</w:t>
-      </w:r>
-      <w:proofErr w:type="gramEnd"/>
-      <w:r>
-        <w:t xml:space="preserve"> D</w:t>
+        <w:t xml:space="preserve"> Jonathan D</w:t>
       </w:r>
       <w:r>
         <w:t xml:space="preserve"> - </w:t>
@@ -9188,6 +9207,7 @@
         </w:numPr>
       </w:pPr>
       <w:r>
+        <w:lastRenderedPageBreak/>
         <w:t>Recommends creating several rooms of multiple terrain pegs. Then substitute words with related sounds to convert book names to images to merge. Allows very loose examples of Genesis to gin, Exodus to Exxon, Zephaniah to zipper and Shania Twain. Stopped alcohol in 2015.</w:t>
       </w:r>
     </w:p>
@@ -9246,7 +9266,6 @@
     </w:p>
     <w:p>
       <w:r>
-        <w:lastRenderedPageBreak/>
         <w:t>The Craft of Memory with Ronald Johnson</w:t>
       </w:r>
     </w:p>
@@ -9617,15 +9636,7 @@
         <w:t xml:space="preserve"> - Numb</w:t>
       </w:r>
       <w:r>
-        <w:t>ers, names and faces, cards, words</w:t>
-      </w:r>
-      <w:proofErr w:type="gramStart"/>
-      <w:r>
-        <w:t>, .binary</w:t>
-      </w:r>
-      <w:proofErr w:type="gramEnd"/>
-      <w:r>
-        <w:t xml:space="preserve"> digits, historic dates, spoken numbers, abstract images, vocabulary, arithmetic, calendar, chess, puzzles, memo cube, data rush, password, number rush, and pictures. Used by Katie K (last in 2017) and Boris Konrad (last in 2019). Created by </w:t>
+        <w:t xml:space="preserve">ers, names and faces, cards, words, .binary digits, historic dates, spoken numbers, abstract images, vocabulary, arithmetic, calendar, chess, puzzles, memo cube, data rush, password, number rush, and pictures. Used by Katie K (last in 2017) and Boris Konrad (last in 2019). Created by </w:t>
       </w:r>
       <w:r>
         <w:t xml:space="preserve">Michael </w:t>
@@ -9664,7 +9675,7 @@
       <w:r>
         <w:t xml:space="preserve">– Nelson Dellis cocreated. short memory matchups. </w:t>
       </w:r>
-      <w:hyperlink r:id="rId90" w:history="1">
+      <w:hyperlink r:id="rId90" w:anchor="!/home" w:history="1">
         <w:r>
           <w:rPr>
             <w:rStyle w:val="Hyperlink"/>
@@ -15162,7 +15173,7 @@
   <w:style w:type="paragraph" w:default="1" w:styleId="Normal">
     <w:name w:val="Normal"/>
     <w:qFormat/>
-    <w:rsid w:val="00D72A9D"/>
+    <w:rsid w:val="00326077"/>
     <w:pPr>
       <w:spacing w:after="40" w:line="250" w:lineRule="auto"/>
       <w:ind w:left="720"/>
@@ -15178,7 +15189,7 @@
     <w:link w:val="Heading1Char"/>
     <w:uiPriority w:val="9"/>
     <w:qFormat/>
-    <w:rsid w:val="00D72A9D"/>
+    <w:rsid w:val="00326077"/>
     <w:pPr>
       <w:keepNext/>
       <w:keepLines/>
@@ -15200,7 +15211,7 @@
     <w:uiPriority w:val="9"/>
     <w:unhideWhenUsed/>
     <w:qFormat/>
-    <w:rsid w:val="00D72A9D"/>
+    <w:rsid w:val="00326077"/>
     <w:pPr>
       <w:keepNext/>
       <w:keepLines/>
@@ -15223,7 +15234,7 @@
     <w:uiPriority w:val="9"/>
     <w:unhideWhenUsed/>
     <w:qFormat/>
-    <w:rsid w:val="00D72A9D"/>
+    <w:rsid w:val="00326077"/>
     <w:pPr>
       <w:keepNext/>
       <w:keepLines/>
@@ -15246,7 +15257,7 @@
     <w:uiPriority w:val="9"/>
     <w:unhideWhenUsed/>
     <w:qFormat/>
-    <w:rsid w:val="00D72A9D"/>
+    <w:rsid w:val="00326077"/>
     <w:pPr>
       <w:keepNext/>
       <w:pBdr>
@@ -15272,7 +15283,7 @@
     <w:uiPriority w:val="9"/>
     <w:unhideWhenUsed/>
     <w:qFormat/>
-    <w:rsid w:val="00D72A9D"/>
+    <w:rsid w:val="00326077"/>
     <w:pPr>
       <w:keepNext/>
       <w:spacing w:before="360" w:after="40"/>
@@ -15299,7 +15310,7 @@
     <w:uiPriority w:val="9"/>
     <w:unhideWhenUsed/>
     <w:qFormat/>
-    <w:rsid w:val="00D72A9D"/>
+    <w:rsid w:val="00326077"/>
     <w:pPr>
       <w:pBdr>
         <w:top w:val="dotted" w:sz="4" w:space="1" w:color="5B9BD5" w:themeColor="accent5"/>
@@ -15324,7 +15335,7 @@
     <w:uiPriority w:val="9"/>
     <w:unhideWhenUsed/>
     <w:qFormat/>
-    <w:rsid w:val="00D72A9D"/>
+    <w:rsid w:val="00326077"/>
     <w:pPr>
       <w:spacing w:before="240"/>
       <w:outlineLvl w:val="6"/>
@@ -15346,7 +15357,7 @@
     <w:uiPriority w:val="9"/>
     <w:unhideWhenUsed/>
     <w:qFormat/>
-    <w:rsid w:val="00D72A9D"/>
+    <w:rsid w:val="00326077"/>
     <w:pPr>
       <w:spacing w:before="240"/>
       <w:outlineLvl w:val="7"/>
@@ -15369,7 +15380,7 @@
     <w:uiPriority w:val="9"/>
     <w:unhideWhenUsed/>
     <w:qFormat/>
-    <w:rsid w:val="00D72A9D"/>
+    <w:rsid w:val="00326077"/>
     <w:pPr>
       <w:spacing w:before="120"/>
       <w:outlineLvl w:val="8"/>
@@ -15386,8 +15397,9 @@
   <w:style w:type="character" w:default="1" w:styleId="DefaultParagraphFont">
     <w:name w:val="Default Paragraph Font"/>
     <w:uiPriority w:val="1"/>
+    <w:semiHidden/>
     <w:unhideWhenUsed/>
-    <w:rsid w:val="00D72A9D"/>
+    <w:rsid w:val="00326077"/>
   </w:style>
   <w:style w:type="table" w:default="1" w:styleId="TableNormal">
     <w:name w:val="Normal Table"/>
@@ -15409,14 +15421,14 @@
     <w:uiPriority w:val="99"/>
     <w:semiHidden/>
     <w:unhideWhenUsed/>
-    <w:rsid w:val="00D72A9D"/>
+    <w:rsid w:val="00326077"/>
   </w:style>
   <w:style w:type="character" w:customStyle="1" w:styleId="Heading5Char">
     <w:name w:val="Heading 5 Char"/>
     <w:basedOn w:val="DefaultParagraphFont"/>
     <w:link w:val="Heading5"/>
     <w:uiPriority w:val="9"/>
-    <w:rsid w:val="00D72A9D"/>
+    <w:rsid w:val="00326077"/>
     <w:rPr>
       <w:rFonts w:asciiTheme="majorHAnsi" w:hAnsiTheme="majorHAnsi"/>
       <w:b/>
@@ -15433,7 +15445,7 @@
     <w:name w:val="Table Grid"/>
     <w:basedOn w:val="TableNormal"/>
     <w:uiPriority w:val="39"/>
-    <w:rsid w:val="00D72A9D"/>
+    <w:rsid w:val="00326077"/>
     <w:pPr>
       <w:spacing w:after="0" w:line="240" w:lineRule="auto"/>
     </w:pPr>
@@ -15458,7 +15470,7 @@
     <w:basedOn w:val="DefaultParagraphFont"/>
     <w:link w:val="Heading2"/>
     <w:uiPriority w:val="9"/>
-    <w:rsid w:val="00D72A9D"/>
+    <w:rsid w:val="00326077"/>
     <w:rPr>
       <w:rFonts w:ascii="Franklin Gothic Demi" w:eastAsiaTheme="majorEastAsia" w:hAnsi="Franklin Gothic Demi" w:cstheme="majorBidi"/>
       <w:color w:val="2F5496" w:themeColor="accent1" w:themeShade="BF"/>
@@ -15473,7 +15485,7 @@
     <w:basedOn w:val="Normal"/>
     <w:uiPriority w:val="34"/>
     <w:qFormat/>
-    <w:rsid w:val="00D72A9D"/>
+    <w:rsid w:val="00326077"/>
     <w:pPr>
       <w:numPr>
         <w:numId w:val="3"/>
@@ -15600,7 +15612,7 @@
     <w:basedOn w:val="DefaultParagraphFont"/>
     <w:link w:val="Heading3"/>
     <w:uiPriority w:val="9"/>
-    <w:rsid w:val="00D72A9D"/>
+    <w:rsid w:val="00326077"/>
     <w:rPr>
       <w:rFonts w:ascii="Franklin Gothic Medium Cond" w:eastAsiaTheme="majorEastAsia" w:hAnsi="Franklin Gothic Medium Cond" w:cstheme="majorBidi"/>
       <w:color w:val="1F3763" w:themeColor="accent1" w:themeShade="7F"/>
@@ -15613,7 +15625,7 @@
     <w:basedOn w:val="DefaultParagraphFont"/>
     <w:link w:val="Heading1"/>
     <w:uiPriority w:val="9"/>
-    <w:rsid w:val="00D72A9D"/>
+    <w:rsid w:val="00326077"/>
     <w:rPr>
       <w:rFonts w:ascii="Franklin Gothic Heavy" w:eastAsiaTheme="majorEastAsia" w:hAnsi="Franklin Gothic Heavy" w:cstheme="majorBidi"/>
       <w:color w:val="2E74B5" w:themeColor="accent5" w:themeShade="BF"/>
@@ -15626,7 +15638,7 @@
     <w:basedOn w:val="DefaultParagraphFont"/>
     <w:link w:val="Heading4"/>
     <w:uiPriority w:val="9"/>
-    <w:rsid w:val="00D72A9D"/>
+    <w:rsid w:val="00326077"/>
     <w:rPr>
       <w:rFonts w:ascii="Franklin Gothic Medium Cond" w:eastAsiaTheme="majorEastAsia" w:hAnsi="Franklin Gothic Medium Cond" w:cstheme="majorBidi"/>
       <w:b/>
@@ -15641,7 +15653,7 @@
     <w:basedOn w:val="DefaultParagraphFont"/>
     <w:link w:val="Heading6"/>
     <w:uiPriority w:val="9"/>
-    <w:rsid w:val="00D72A9D"/>
+    <w:rsid w:val="00326077"/>
     <w:rPr>
       <w:caps/>
       <w:color w:val="2F5496" w:themeColor="accent1" w:themeShade="BF"/>
@@ -15655,7 +15667,7 @@
     <w:basedOn w:val="DefaultParagraphFont"/>
     <w:link w:val="Heading7"/>
     <w:uiPriority w:val="9"/>
-    <w:rsid w:val="00D72A9D"/>
+    <w:rsid w:val="00326077"/>
     <w:rPr>
       <w:b/>
       <w:bCs/>
@@ -15671,7 +15683,7 @@
     <w:basedOn w:val="DefaultParagraphFont"/>
     <w:link w:val="Heading8"/>
     <w:uiPriority w:val="9"/>
-    <w:rsid w:val="00D72A9D"/>
+    <w:rsid w:val="00326077"/>
     <w:rPr>
       <w:b/>
       <w:bCs/>
@@ -15687,7 +15699,7 @@
     <w:basedOn w:val="DefaultParagraphFont"/>
     <w:link w:val="Heading9"/>
     <w:uiPriority w:val="9"/>
-    <w:rsid w:val="00D72A9D"/>
+    <w:rsid w:val="00326077"/>
     <w:rPr>
       <w:b/>
       <w:bCs/>
@@ -15704,7 +15716,7 @@
     <w:uiPriority w:val="99"/>
     <w:semiHidden/>
     <w:unhideWhenUsed/>
-    <w:rsid w:val="00D72A9D"/>
+    <w:rsid w:val="00326077"/>
     <w:rPr>
       <w:rFonts w:ascii="Segoe UI" w:hAnsi="Segoe UI" w:cs="Segoe UI"/>
       <w:szCs w:val="18"/>
@@ -15716,7 +15728,7 @@
     <w:link w:val="BalloonText"/>
     <w:uiPriority w:val="99"/>
     <w:semiHidden/>
-    <w:rsid w:val="00D72A9D"/>
+    <w:rsid w:val="00326077"/>
     <w:rPr>
       <w:rFonts w:ascii="Segoe UI" w:hAnsi="Segoe UI" w:cs="Segoe UI"/>
       <w:sz w:val="20"/>
@@ -15729,7 +15741,7 @@
     <w:link w:val="BodyTextChar"/>
     <w:uiPriority w:val="99"/>
     <w:unhideWhenUsed/>
-    <w:rsid w:val="00D72A9D"/>
+    <w:rsid w:val="00326077"/>
     <w:pPr>
       <w:jc w:val="center"/>
     </w:pPr>
@@ -15742,7 +15754,7 @@
     <w:basedOn w:val="DefaultParagraphFont"/>
     <w:link w:val="BodyText"/>
     <w:uiPriority w:val="99"/>
-    <w:rsid w:val="00D72A9D"/>
+    <w:rsid w:val="00326077"/>
     <w:rPr>
       <w:color w:val="FFFFFF" w:themeColor="background1"/>
       <w:sz w:val="20"/>
@@ -15753,7 +15765,7 @@
     <w:name w:val="Book Title"/>
     <w:uiPriority w:val="33"/>
     <w:qFormat/>
-    <w:rsid w:val="00D72A9D"/>
+    <w:rsid w:val="00326077"/>
     <w:rPr>
       <w:b/>
       <w:bCs/>
@@ -15770,7 +15782,7 @@
     <w:semiHidden/>
     <w:unhideWhenUsed/>
     <w:qFormat/>
-    <w:rsid w:val="00D72A9D"/>
+    <w:rsid w:val="00326077"/>
     <w:rPr>
       <w:b/>
       <w:bCs/>
@@ -15782,7 +15794,7 @@
   <w:style w:type="paragraph" w:customStyle="1" w:styleId="ContactInfo">
     <w:name w:val="Contact Info"/>
     <w:basedOn w:val="Normal"/>
-    <w:rsid w:val="00D72A9D"/>
+    <w:rsid w:val="00326077"/>
     <w:pPr>
       <w:spacing w:line="300" w:lineRule="auto"/>
     </w:pPr>
@@ -15795,7 +15807,7 @@
     <w:name w:val="Emphasis"/>
     <w:uiPriority w:val="20"/>
     <w:qFormat/>
-    <w:rsid w:val="00D72A9D"/>
+    <w:rsid w:val="00326077"/>
     <w:rPr>
       <w:caps/>
       <w:color w:val="1F3763" w:themeColor="accent1" w:themeShade="7F"/>
@@ -15808,7 +15820,7 @@
     <w:uiPriority w:val="99"/>
     <w:semiHidden/>
     <w:unhideWhenUsed/>
-    <w:rsid w:val="00D72A9D"/>
+    <w:rsid w:val="00326077"/>
     <w:rPr>
       <w:color w:val="800080"/>
       <w:u w:val="single"/>
@@ -15820,7 +15832,7 @@
     <w:link w:val="FooterChar"/>
     <w:uiPriority w:val="99"/>
     <w:unhideWhenUsed/>
-    <w:rsid w:val="00D72A9D"/>
+    <w:rsid w:val="00326077"/>
     <w:pPr>
       <w:tabs>
         <w:tab w:val="right" w:pos="9270"/>
@@ -15840,7 +15852,7 @@
     <w:basedOn w:val="DefaultParagraphFont"/>
     <w:link w:val="Footer"/>
     <w:uiPriority w:val="99"/>
-    <w:rsid w:val="00D72A9D"/>
+    <w:rsid w:val="00326077"/>
     <w:rPr>
       <w:rFonts w:ascii="Arial Black" w:hAnsi="Arial Black"/>
       <w:color w:val="808080" w:themeColor="background1" w:themeShade="80"/>
@@ -15854,7 +15866,7 @@
     <w:link w:val="HeaderChar"/>
     <w:uiPriority w:val="99"/>
     <w:unhideWhenUsed/>
-    <w:rsid w:val="00D72A9D"/>
+    <w:rsid w:val="00326077"/>
     <w:pPr>
       <w:tabs>
         <w:tab w:val="center" w:pos="4680"/>
@@ -15874,7 +15886,7 @@
     <w:basedOn w:val="DefaultParagraphFont"/>
     <w:link w:val="Header"/>
     <w:uiPriority w:val="99"/>
-    <w:rsid w:val="00D72A9D"/>
+    <w:rsid w:val="00326077"/>
     <w:rPr>
       <w:rFonts w:ascii="Franklin Gothic Heavy" w:hAnsi="Franklin Gothic Heavy"/>
       <w:color w:val="808080" w:themeColor="background1" w:themeShade="80"/>
@@ -15887,7 +15899,7 @@
     <w:basedOn w:val="DefaultParagraphFont"/>
     <w:uiPriority w:val="99"/>
     <w:unhideWhenUsed/>
-    <w:rsid w:val="00D72A9D"/>
+    <w:rsid w:val="00326077"/>
     <w:rPr>
       <w:color w:val="0563C1" w:themeColor="hyperlink"/>
       <w:u w:val="single"/>
@@ -15897,7 +15909,7 @@
     <w:name w:val="Intense Emphasis"/>
     <w:uiPriority w:val="21"/>
     <w:qFormat/>
-    <w:rsid w:val="00D72A9D"/>
+    <w:rsid w:val="00326077"/>
     <w:rPr>
       <w:b/>
       <w:bCs/>
@@ -15913,7 +15925,7 @@
     <w:link w:val="IntenseQuoteChar"/>
     <w:uiPriority w:val="30"/>
     <w:qFormat/>
-    <w:rsid w:val="00D72A9D"/>
+    <w:rsid w:val="00326077"/>
     <w:pPr>
       <w:spacing w:after="240"/>
       <w:ind w:left="1080" w:right="1080"/>
@@ -15930,7 +15942,7 @@
     <w:basedOn w:val="DefaultParagraphFont"/>
     <w:link w:val="IntenseQuote"/>
     <w:uiPriority w:val="30"/>
-    <w:rsid w:val="00D72A9D"/>
+    <w:rsid w:val="00326077"/>
     <w:rPr>
       <w:color w:val="4472C4" w:themeColor="accent1"/>
       <w:sz w:val="24"/>
@@ -15941,7 +15953,7 @@
     <w:name w:val="Intense Reference"/>
     <w:uiPriority w:val="32"/>
     <w:qFormat/>
-    <w:rsid w:val="00D72A9D"/>
+    <w:rsid w:val="00326077"/>
     <w:rPr>
       <w:b/>
       <w:bCs/>
@@ -15956,7 +15968,7 @@
     <w:basedOn w:val="Normal"/>
     <w:uiPriority w:val="1"/>
     <w:qFormat/>
-    <w:rsid w:val="00D72A9D"/>
+    <w:rsid w:val="00326077"/>
     <w:pPr>
       <w:numPr>
         <w:numId w:val="2"/>
@@ -15969,7 +15981,7 @@
     <w:link w:val="NoSpacingChar"/>
     <w:uiPriority w:val="1"/>
     <w:qFormat/>
-    <w:rsid w:val="00D72A9D"/>
+    <w:rsid w:val="00326077"/>
     <w:pPr>
       <w:spacing w:after="0" w:line="240" w:lineRule="auto"/>
       <w:ind w:left="720"/>
@@ -15986,7 +15998,7 @@
     <w:basedOn w:val="DefaultParagraphFont"/>
     <w:link w:val="NoSpacing"/>
     <w:uiPriority w:val="1"/>
-    <w:rsid w:val="00D72A9D"/>
+    <w:rsid w:val="00326077"/>
     <w:rPr>
       <w:rFonts w:eastAsiaTheme="minorEastAsia"/>
       <w:sz w:val="20"/>
@@ -16012,7 +16024,7 @@
     <w:basedOn w:val="DefaultParagraphFont"/>
     <w:uiPriority w:val="99"/>
     <w:unhideWhenUsed/>
-    <w:rsid w:val="00D72A9D"/>
+    <w:rsid w:val="00326077"/>
     <w:rPr>
       <w:b/>
       <w:bCs/>
@@ -16025,7 +16037,7 @@
     <w:basedOn w:val="DefaultParagraphFont"/>
     <w:uiPriority w:val="99"/>
     <w:semiHidden/>
-    <w:rsid w:val="00D72A9D"/>
+    <w:rsid w:val="00326077"/>
     <w:rPr>
       <w:color w:val="808080"/>
     </w:rPr>
@@ -16033,7 +16045,7 @@
   <w:style w:type="character" w:customStyle="1" w:styleId="pullquote">
     <w:name w:val="pullquote"/>
     <w:basedOn w:val="DefaultParagraphFont"/>
-    <w:rsid w:val="00D72A9D"/>
+    <w:rsid w:val="00326077"/>
   </w:style>
   <w:style w:type="paragraph" w:styleId="Quote">
     <w:name w:val="Quote"/>
@@ -16042,7 +16054,7 @@
     <w:link w:val="QuoteChar"/>
     <w:uiPriority w:val="29"/>
     <w:qFormat/>
-    <w:rsid w:val="00D72A9D"/>
+    <w:rsid w:val="00326077"/>
     <w:pPr>
       <w:pBdr>
         <w:top w:val="dotted" w:sz="4" w:space="1" w:color="5B9BD5" w:themeColor="accent5"/>
@@ -16061,7 +16073,7 @@
     <w:basedOn w:val="DefaultParagraphFont"/>
     <w:link w:val="Quote"/>
     <w:uiPriority w:val="29"/>
-    <w:rsid w:val="00D72A9D"/>
+    <w:rsid w:val="00326077"/>
     <w:rPr>
       <w:color w:val="2F5496" w:themeColor="accent1" w:themeShade="BF"/>
       <w:sz w:val="20"/>
@@ -16072,7 +16084,7 @@
     <w:name w:val="Strong"/>
     <w:uiPriority w:val="22"/>
     <w:qFormat/>
-    <w:rsid w:val="00D72A9D"/>
+    <w:rsid w:val="00326077"/>
     <w:rPr>
       <w:b/>
       <w:bCs/>
@@ -16085,7 +16097,7 @@
     <w:link w:val="SubtitleChar"/>
     <w:uiPriority w:val="11"/>
     <w:qFormat/>
-    <w:rsid w:val="00D72A9D"/>
+    <w:rsid w:val="00326077"/>
     <w:rPr>
       <w:b/>
       <w:bCs/>
@@ -16096,7 +16108,7 @@
     <w:basedOn w:val="DefaultParagraphFont"/>
     <w:link w:val="Subtitle"/>
     <w:uiPriority w:val="11"/>
-    <w:rsid w:val="00D72A9D"/>
+    <w:rsid w:val="00326077"/>
     <w:rPr>
       <w:rFonts w:ascii="Franklin Gothic Heavy" w:eastAsiaTheme="majorEastAsia" w:hAnsi="Franklin Gothic Heavy" w:cstheme="majorBidi"/>
       <w:b/>
@@ -16110,7 +16122,7 @@
     <w:name w:val="Subtle Emphasis"/>
     <w:uiPriority w:val="19"/>
     <w:qFormat/>
-    <w:rsid w:val="00D72A9D"/>
+    <w:rsid w:val="00326077"/>
     <w:rPr>
       <w:i/>
       <w:iCs/>
@@ -16121,7 +16133,7 @@
     <w:name w:val="Subtle Reference"/>
     <w:uiPriority w:val="31"/>
     <w:qFormat/>
-    <w:rsid w:val="00D72A9D"/>
+    <w:rsid w:val="00326077"/>
     <w:rPr>
       <w:b/>
       <w:bCs/>
@@ -16135,7 +16147,7 @@
     <w:link w:val="TitleChar"/>
     <w:uiPriority w:val="10"/>
     <w:qFormat/>
-    <w:rsid w:val="00D72A9D"/>
+    <w:rsid w:val="00326077"/>
     <w:rPr>
       <w:rFonts w:eastAsiaTheme="majorEastAsia" w:cstheme="majorBidi"/>
       <w:caps/>
@@ -16150,7 +16162,7 @@
     <w:basedOn w:val="DefaultParagraphFont"/>
     <w:link w:val="Title"/>
     <w:uiPriority w:val="10"/>
-    <w:rsid w:val="00D72A9D"/>
+    <w:rsid w:val="00326077"/>
     <w:rPr>
       <w:rFonts w:eastAsiaTheme="majorEastAsia" w:cstheme="majorBidi"/>
       <w:caps/>
@@ -16168,7 +16180,7 @@
     <w:uiPriority w:val="39"/>
     <w:unhideWhenUsed/>
     <w:qFormat/>
-    <w:rsid w:val="00D72A9D"/>
+    <w:rsid w:val="00326077"/>
     <w:pPr>
       <w:tabs>
         <w:tab w:val="right" w:leader="dot" w:pos="10070"/>
@@ -16190,7 +16202,7 @@
     <w:uiPriority w:val="39"/>
     <w:unhideWhenUsed/>
     <w:qFormat/>
-    <w:rsid w:val="00D72A9D"/>
+    <w:rsid w:val="00326077"/>
     <w:pPr>
       <w:spacing w:after="100"/>
       <w:ind w:left="200"/>
@@ -16204,7 +16216,7 @@
     <w:uiPriority w:val="39"/>
     <w:unhideWhenUsed/>
     <w:qFormat/>
-    <w:rsid w:val="00D72A9D"/>
+    <w:rsid w:val="00326077"/>
     <w:pPr>
       <w:tabs>
         <w:tab w:val="right" w:leader="dot" w:pos="10070"/>
@@ -16222,7 +16234,7 @@
     <w:autoRedefine/>
     <w:uiPriority w:val="39"/>
     <w:unhideWhenUsed/>
-    <w:rsid w:val="00D72A9D"/>
+    <w:rsid w:val="00326077"/>
     <w:pPr>
       <w:spacing w:after="100"/>
       <w:ind w:left="660"/>
@@ -16235,7 +16247,7 @@
     <w:autoRedefine/>
     <w:uiPriority w:val="39"/>
     <w:unhideWhenUsed/>
-    <w:rsid w:val="00D72A9D"/>
+    <w:rsid w:val="00326077"/>
     <w:pPr>
       <w:spacing w:after="100"/>
       <w:ind w:left="880"/>
@@ -16248,7 +16260,7 @@
     <w:autoRedefine/>
     <w:uiPriority w:val="39"/>
     <w:unhideWhenUsed/>
-    <w:rsid w:val="00D72A9D"/>
+    <w:rsid w:val="00326077"/>
     <w:pPr>
       <w:spacing w:after="100"/>
       <w:ind w:left="1100"/>
@@ -16261,7 +16273,7 @@
     <w:autoRedefine/>
     <w:uiPriority w:val="39"/>
     <w:unhideWhenUsed/>
-    <w:rsid w:val="00D72A9D"/>
+    <w:rsid w:val="00326077"/>
     <w:pPr>
       <w:spacing w:after="100"/>
       <w:ind w:left="1320"/>
@@ -16274,7 +16286,7 @@
     <w:autoRedefine/>
     <w:uiPriority w:val="39"/>
     <w:unhideWhenUsed/>
-    <w:rsid w:val="00D72A9D"/>
+    <w:rsid w:val="00326077"/>
     <w:pPr>
       <w:spacing w:after="100"/>
       <w:ind w:left="1540"/>
@@ -16287,7 +16299,7 @@
     <w:autoRedefine/>
     <w:uiPriority w:val="39"/>
     <w:unhideWhenUsed/>
-    <w:rsid w:val="00D72A9D"/>
+    <w:rsid w:val="00326077"/>
     <w:pPr>
       <w:spacing w:after="100"/>
       <w:ind w:left="1760"/>
@@ -16300,7 +16312,7 @@
     <w:uiPriority w:val="39"/>
     <w:unhideWhenUsed/>
     <w:qFormat/>
-    <w:rsid w:val="00D72A9D"/>
+    <w:rsid w:val="00326077"/>
     <w:pPr>
       <w:outlineLvl w:val="9"/>
     </w:pPr>
@@ -16309,7 +16321,7 @@
     <w:name w:val="Plain Table 1"/>
     <w:basedOn w:val="TableNormal"/>
     <w:uiPriority w:val="41"/>
-    <w:rsid w:val="00D72A9D"/>
+    <w:rsid w:val="00326077"/>
     <w:pPr>
       <w:spacing w:after="0" w:line="240" w:lineRule="auto"/>
     </w:pPr>
@@ -16375,7 +16387,7 @@
     <w:name w:val="Grid Table Light"/>
     <w:basedOn w:val="TableGrid"/>
     <w:uiPriority w:val="40"/>
-    <w:rsid w:val="00D72A9D"/>
+    <w:rsid w:val="00326077"/>
     <w:rPr>
       <w:rFonts w:asciiTheme="minorHAnsi" w:hAnsiTheme="minorHAnsi"/>
       <w:color w:val="000000" w:themeColor="text1"/>
@@ -16409,7 +16421,7 @@
     <w:uiPriority w:val="99"/>
     <w:semiHidden/>
     <w:unhideWhenUsed/>
-    <w:rsid w:val="00D72A9D"/>
+    <w:rsid w:val="00326077"/>
     <w:rPr>
       <w:color w:val="2B579A"/>
       <w:shd w:val="clear" w:color="auto" w:fill="E6E6E6"/>
@@ -16420,7 +16432,7 @@
     <w:basedOn w:val="noteslinedL3"/>
     <w:next w:val="noteslined"/>
     <w:qFormat/>
-    <w:rsid w:val="00D72A9D"/>
+    <w:rsid w:val="00326077"/>
     <w:pPr>
       <w:pBdr>
         <w:left w:val="thinThickSmallGap" w:sz="18" w:space="4" w:color="2E74B5" w:themeColor="accent5" w:themeShade="BF"/>
@@ -16434,7 +16446,7 @@
     <w:uiPriority w:val="99"/>
     <w:semiHidden/>
     <w:unhideWhenUsed/>
-    <w:rsid w:val="00D72A9D"/>
+    <w:rsid w:val="00326077"/>
     <w:rPr>
       <w:vertAlign w:val="superscript"/>
     </w:rPr>
@@ -16446,7 +16458,7 @@
     <w:uiPriority w:val="99"/>
     <w:semiHidden/>
     <w:unhideWhenUsed/>
-    <w:rsid w:val="00D72A9D"/>
+    <w:rsid w:val="00326077"/>
     <w:pPr>
       <w:spacing w:before="80" w:after="0"/>
       <w:ind w:left="187" w:right="1980" w:hanging="187"/>
@@ -16463,7 +16475,7 @@
     <w:link w:val="EndnoteText"/>
     <w:uiPriority w:val="99"/>
     <w:semiHidden/>
-    <w:rsid w:val="00D72A9D"/>
+    <w:rsid w:val="00326077"/>
     <w:rPr>
       <w:rFonts w:eastAsiaTheme="minorEastAsia"/>
       <w:sz w:val="20"/>
@@ -16477,7 +16489,7 @@
     <w:uiPriority w:val="99"/>
     <w:semiHidden/>
     <w:unhideWhenUsed/>
-    <w:rsid w:val="00D72A9D"/>
+    <w:rsid w:val="00326077"/>
     <w:rPr>
       <w:vertAlign w:val="superscript"/>
     </w:rPr>
@@ -16489,7 +16501,7 @@
     <w:uiPriority w:val="99"/>
     <w:unhideWhenUsed/>
     <w:qFormat/>
-    <w:rsid w:val="00D72A9D"/>
+    <w:rsid w:val="00326077"/>
     <w:pPr>
       <w:spacing w:before="80" w:after="0"/>
       <w:ind w:left="187" w:right="1980" w:hanging="187"/>
@@ -16506,7 +16518,7 @@
     <w:basedOn w:val="DefaultParagraphFont"/>
     <w:link w:val="FootnoteText"/>
     <w:uiPriority w:val="99"/>
-    <w:rsid w:val="00D72A9D"/>
+    <w:rsid w:val="00326077"/>
     <w:rPr>
       <w:rFonts w:eastAsiaTheme="minorEastAsia"/>
       <w:sz w:val="16"/>
@@ -16518,7 +16530,7 @@
     <w:name w:val="Grid Table 1 Light Accent 6"/>
     <w:basedOn w:val="TableNormal"/>
     <w:uiPriority w:val="46"/>
-    <w:rsid w:val="00D72A9D"/>
+    <w:rsid w:val="00326077"/>
     <w:pPr>
       <w:spacing w:after="0" w:line="240" w:lineRule="auto"/>
     </w:pPr>
@@ -16579,7 +16591,7 @@
     <w:basedOn w:val="DefaultParagraphFont"/>
     <w:uiPriority w:val="1"/>
     <w:qFormat/>
-    <w:rsid w:val="00D72A9D"/>
+    <w:rsid w:val="00326077"/>
     <w:rPr>
       <w:rFonts w:ascii="Franklin Gothic Book" w:hAnsi="Franklin Gothic Book"/>
       <w:b/>
@@ -16597,7 +16609,7 @@
     <w:basedOn w:val="Normal"/>
     <w:link w:val="noteslinedChar"/>
     <w:qFormat/>
-    <w:rsid w:val="00D72A9D"/>
+    <w:rsid w:val="00326077"/>
     <w:pPr>
       <w:keepNext/>
       <w:keepLines/>
@@ -16620,7 +16632,7 @@
     <w:next w:val="noteslined"/>
     <w:link w:val="noteslinedL3Char"/>
     <w:qFormat/>
-    <w:rsid w:val="00D72A9D"/>
+    <w:rsid w:val="00326077"/>
     <w:pPr>
       <w:keepNext/>
       <w:pBdr>
@@ -16641,7 +16653,7 @@
     <w:name w:val="notes lined Char"/>
     <w:basedOn w:val="DefaultParagraphFont"/>
     <w:link w:val="noteslined"/>
-    <w:rsid w:val="00D72A9D"/>
+    <w:rsid w:val="00326077"/>
     <w:rPr>
       <w:rFonts w:eastAsiaTheme="minorEastAsia" w:cstheme="majorHAnsi"/>
       <w:color w:val="0B1C2B"/>
@@ -16653,7 +16665,7 @@
     <w:name w:val="notes lined L3 Char"/>
     <w:basedOn w:val="noteslinedChar"/>
     <w:link w:val="noteslinedL3"/>
-    <w:rsid w:val="00D72A9D"/>
+    <w:rsid w:val="00326077"/>
     <w:rPr>
       <w:rFonts w:ascii="Arial Black" w:eastAsiaTheme="minorEastAsia" w:hAnsi="Arial Black" w:cstheme="majorHAnsi"/>
       <w:color w:val="1F3864" w:themeColor="accent1" w:themeShade="80"/>
@@ -16665,7 +16677,7 @@
     <w:name w:val="notes flush"/>
     <w:basedOn w:val="Normal"/>
     <w:qFormat/>
-    <w:rsid w:val="00D72A9D"/>
+    <w:rsid w:val="00326077"/>
     <w:pPr>
       <w:spacing w:after="0" w:line="160" w:lineRule="atLeast"/>
       <w:ind w:left="187" w:right="72" w:hanging="187"/>
@@ -16682,7 +16694,7 @@
     <w:name w:val="notes bullets"/>
     <w:basedOn w:val="NoList"/>
     <w:uiPriority w:val="99"/>
-    <w:rsid w:val="00D72A9D"/>
+    <w:rsid w:val="00326077"/>
     <w:pPr>
       <w:numPr>
         <w:numId w:val="1"/>
@@ -16695,7 +16707,7 @@
     <w:uiPriority w:val="99"/>
     <w:semiHidden/>
     <w:unhideWhenUsed/>
-    <w:rsid w:val="00D72A9D"/>
+    <w:rsid w:val="00326077"/>
     <w:pPr>
       <w:numPr>
         <w:ilvl w:val="1"/>
@@ -16717,7 +16729,7 @@
     <w:uiPriority w:val="99"/>
     <w:semiHidden/>
     <w:unhideWhenUsed/>
-    <w:rsid w:val="00D72A9D"/>
+    <w:rsid w:val="00326077"/>
     <w:pPr>
       <w:numPr>
         <w:ilvl w:val="2"/>
@@ -16739,7 +16751,7 @@
     <w:uiPriority w:val="99"/>
     <w:semiHidden/>
     <w:unhideWhenUsed/>
-    <w:rsid w:val="00D72A9D"/>
+    <w:rsid w:val="00326077"/>
     <w:pPr>
       <w:numPr>
         <w:ilvl w:val="3"/>
@@ -16761,7 +16773,7 @@
     <w:uiPriority w:val="99"/>
     <w:semiHidden/>
     <w:unhideWhenUsed/>
-    <w:rsid w:val="00D72A9D"/>
+    <w:rsid w:val="00326077"/>
     <w:pPr>
       <w:numPr>
         <w:ilvl w:val="4"/>
@@ -16781,7 +16793,7 @@
     <w:name w:val="Grid Table 4 Accent 5"/>
     <w:basedOn w:val="TableNormal"/>
     <w:uiPriority w:val="49"/>
-    <w:rsid w:val="00D72A9D"/>
+    <w:rsid w:val="00326077"/>
     <w:pPr>
       <w:spacing w:after="0" w:line="240" w:lineRule="auto"/>
     </w:pPr>
@@ -16857,7 +16869,7 @@
     <w:name w:val="Grid Table 2 Accent 1"/>
     <w:basedOn w:val="TableNormal"/>
     <w:uiPriority w:val="47"/>
-    <w:rsid w:val="00D72A9D"/>
+    <w:rsid w:val="00326077"/>
     <w:pPr>
       <w:spacing w:after="0" w:line="240" w:lineRule="auto"/>
     </w:pPr>
@@ -16934,7 +16946,7 @@
     <w:next w:val="Normal"/>
     <w:uiPriority w:val="37"/>
     <w:unhideWhenUsed/>
-    <w:rsid w:val="00D72A9D"/>
+    <w:rsid w:val="00326077"/>
     <w:pPr>
       <w:spacing w:before="240" w:after="0" w:line="276" w:lineRule="auto"/>
       <w:ind w:left="274" w:right="2160"/>
@@ -16950,7 +16962,7 @@
     <w:uiPriority w:val="99"/>
     <w:semiHidden/>
     <w:unhideWhenUsed/>
-    <w:rsid w:val="00D72A9D"/>
+    <w:rsid w:val="00326077"/>
     <w:rPr>
       <w:color w:val="2B579A"/>
       <w:shd w:val="clear" w:color="auto" w:fill="E6E6E6"/>
@@ -16962,7 +16974,7 @@
     <w:uiPriority w:val="99"/>
     <w:semiHidden/>
     <w:unhideWhenUsed/>
-    <w:rsid w:val="00D72A9D"/>
+    <w:rsid w:val="00326077"/>
     <w:rPr>
       <w:color w:val="2B579A"/>
       <w:shd w:val="clear" w:color="auto" w:fill="E6E6E6"/>
@@ -16974,7 +16986,7 @@
     <w:uiPriority w:val="99"/>
     <w:semiHidden/>
     <w:unhideWhenUsed/>
-    <w:rsid w:val="00D72A9D"/>
+    <w:rsid w:val="00326077"/>
     <w:rPr>
       <w:color w:val="808080"/>
       <w:shd w:val="clear" w:color="auto" w:fill="E6E6E6"/>
@@ -16983,7 +16995,7 @@
   <w:style w:type="paragraph" w:customStyle="1" w:styleId="tablecelltight">
     <w:name w:val="table cell tight"/>
     <w:qFormat/>
-    <w:rsid w:val="00D72A9D"/>
+    <w:rsid w:val="00326077"/>
     <w:pPr>
       <w:spacing w:after="40" w:line="240" w:lineRule="auto"/>
       <w:contextualSpacing/>
@@ -17001,7 +17013,7 @@
     <w:next w:val="Normal"/>
     <w:link w:val="notesChar"/>
     <w:qFormat/>
-    <w:rsid w:val="00D72A9D"/>
+    <w:rsid w:val="00326077"/>
     <w:pPr>
       <w:spacing w:line="240" w:lineRule="auto"/>
     </w:pPr>
@@ -17015,7 +17027,7 @@
     <w:name w:val="notes Char"/>
     <w:basedOn w:val="DefaultParagraphFont"/>
     <w:link w:val="notes"/>
-    <w:rsid w:val="00D72A9D"/>
+    <w:rsid w:val="00326077"/>
     <w:rPr>
       <w:color w:val="538135" w:themeColor="accent6" w:themeShade="BF"/>
       <w:sz w:val="16"/>
@@ -17028,7 +17040,7 @@
     <w:uiPriority w:val="99"/>
     <w:semiHidden/>
     <w:unhideWhenUsed/>
-    <w:rsid w:val="00D72A9D"/>
+    <w:rsid w:val="00326077"/>
     <w:rPr>
       <w:color w:val="2B579A"/>
       <w:shd w:val="clear" w:color="auto" w:fill="E6E6E6"/>
@@ -17039,7 +17051,7 @@
     <w:basedOn w:val="Normal"/>
     <w:next w:val="Normal"/>
     <w:qFormat/>
-    <w:rsid w:val="00D72A9D"/>
+    <w:rsid w:val="00326077"/>
     <w:pPr>
       <w:pBdr>
         <w:top w:val="single" w:sz="4" w:space="1" w:color="C45911" w:themeColor="accent2" w:themeShade="BF"/>
@@ -17059,7 +17071,7 @@
     <w:basedOn w:val="Normal"/>
     <w:next w:val="Normal"/>
     <w:qFormat/>
-    <w:rsid w:val="00D72A9D"/>
+    <w:rsid w:val="00326077"/>
     <w:pPr>
       <w:pBdr>
         <w:top w:val="single" w:sz="8" w:space="1" w:color="C45911" w:themeColor="accent2" w:themeShade="BF"/>
@@ -17159,7 +17171,7 @@
   <w:style w:type="paragraph" w:customStyle="1" w:styleId="Tablecell">
     <w:name w:val="Table cell"/>
     <w:basedOn w:val="Normal"/>
-    <w:rsid w:val="00D72A9D"/>
+    <w:rsid w:val="00326077"/>
     <w:pPr>
       <w:spacing w:after="0"/>
       <w:ind w:right="1980" w:hanging="187"/>
@@ -17184,7 +17196,7 @@
   <w:style w:type="paragraph" w:customStyle="1" w:styleId="answerline">
     <w:name w:val="answer line"/>
     <w:basedOn w:val="ListParagraph"/>
-    <w:rsid w:val="00D72A9D"/>
+    <w:rsid w:val="00326077"/>
     <w:pPr>
       <w:numPr>
         <w:numId w:val="4"/>
@@ -17200,7 +17212,7 @@
     <w:basedOn w:val="DefaultParagraphFont"/>
     <w:uiPriority w:val="1"/>
     <w:qFormat/>
-    <w:rsid w:val="00D72A9D"/>
+    <w:rsid w:val="00326077"/>
     <w:rPr>
       <w:rFonts w:ascii="Verdana" w:hAnsi="Verdana"/>
       <w:b/>
@@ -17213,7 +17225,7 @@
     <w:basedOn w:val="DefaultParagraphFont"/>
     <w:uiPriority w:val="1"/>
     <w:qFormat/>
-    <w:rsid w:val="00D72A9D"/>
+    <w:rsid w:val="00326077"/>
     <w:rPr>
       <w:rFonts w:ascii="Franklin Gothic Book" w:hAnsi="Franklin Gothic Book"/>
       <w:b/>
@@ -17231,7 +17243,7 @@
     <w:basedOn w:val="Normal"/>
     <w:next w:val="Normal"/>
     <w:qFormat/>
-    <w:rsid w:val="00D72A9D"/>
+    <w:rsid w:val="00326077"/>
     <w:pPr>
       <w:pBdr>
         <w:top w:val="dotted" w:sz="4" w:space="4" w:color="auto"/>
@@ -17248,7 +17260,7 @@
     <w:basedOn w:val="Normal"/>
     <w:next w:val="Normal"/>
     <w:qFormat/>
-    <w:rsid w:val="00D72A9D"/>
+    <w:rsid w:val="00326077"/>
     <w:pPr>
       <w:pBdr>
         <w:top w:val="dotted" w:sz="4" w:space="1" w:color="auto"/>
@@ -17263,7 +17275,7 @@
     <w:basedOn w:val="dataterm"/>
     <w:uiPriority w:val="1"/>
     <w:qFormat/>
-    <w:rsid w:val="00D72A9D"/>
+    <w:rsid w:val="00326077"/>
     <w:rPr>
       <w:rFonts w:ascii="Franklin Gothic Medium Cond" w:hAnsi="Franklin Gothic Medium Cond"/>
       <w:b/>
@@ -17277,7 +17289,7 @@
     <w:basedOn w:val="Normal"/>
     <w:next w:val="Normal"/>
     <w:qFormat/>
-    <w:rsid w:val="00D72A9D"/>
+    <w:rsid w:val="00326077"/>
     <w:pPr>
       <w:spacing w:before="120" w:after="120"/>
       <w:ind w:left="1440"/>
@@ -17510,7 +17522,7 @@
     <w:name w:val="table title"/>
     <w:basedOn w:val="Normal"/>
     <w:qFormat/>
-    <w:rsid w:val="00D72A9D"/>
+    <w:rsid w:val="00326077"/>
     <w:pPr>
       <w:keepNext/>
       <w:spacing w:before="120"/>
@@ -17540,7 +17552,7 @@
     <w:name w:val="cells wide"/>
     <w:basedOn w:val="Normal"/>
     <w:qFormat/>
-    <w:rsid w:val="00D72A9D"/>
+    <w:rsid w:val="00326077"/>
     <w:pPr>
       <w:spacing w:after="600"/>
       <w:ind w:left="0"/>
@@ -17556,7 +17568,7 @@
     <w:basedOn w:val="Normal"/>
     <w:next w:val="Normal"/>
     <w:qFormat/>
-    <w:rsid w:val="00D72A9D"/>
+    <w:rsid w:val="00326077"/>
     <w:pPr>
       <w:keepNext/>
       <w:pBdr>
